--- a/example_articles/occupations/Transportation/6.occupations_Transportation_Other_publisher.docx
+++ b/example_articles/occupations/Transportation/6.occupations_Transportation_Other_publisher.docx
@@ -7,7 +7,7 @@
         <w:pStyle w:val="Heading1"/>
       </w:pPr>
       <w:r>
-        <w:t>Jesters are lords of 'The Castle' Fun in fending off corporate invaders at gate</w:t>
+        <w:t>Retirees look for pension rescue</w:t>
       </w:r>
     </w:p>
     <w:p>
@@ -17,17 +17,17 @@
     </w:p>
     <w:p>
       <w:r>
-        <w:t>Date: 1999-05-07</w:t>
+        <w:t>Date: 2019-08-09</w:t>
       </w:r>
     </w:p>
     <w:p>
       <w:r>
-        <w:t>Section: LIFE;; MOVIE REVIEW</w:t>
+        <w:t>Section: BUSINESS; Pg. 1D</w:t>
       </w:r>
     </w:p>
     <w:p>
       <w:r>
-        <w:t>Source file: Other publishers/Files (500) (9).DOCX</w:t>
+        <w:t>Source file: Other publishers/Files (500) (10).DOCX</w:t>
       </w:r>
     </w:p>
     <w:p>
@@ -49,99 +49,73 @@
     </w:p>
     <w:p>
       <w:r>
-        <w:t>The Castle</w:t>
+        <w:t>WASHINGTON - Roger Spencer uses part of his pension check from the failing Central States Pension Fund to buy a lifesaving cancer drug that costs $500 a month.</w:t>
         <w:br/>
-        <w:t>* * *</w:t>
+        <w:t>So when the Democratic majority in the House recently teamed with 29 Republicans, including Minnesota Rep. Pete Stauber, to pass a bill to rescue underfunded multiemployer pension plans, Spencer celebrated briefly. Then he started to worry about what the Senate would do with a similar bill.</w:t>
         <w:br/>
-        <w:t>Stars: Michael Caton, Anne Tenney, Stephen Curry, Sophie Lee</w:t>
+        <w:t>If Central States goes under or cuts benefits in half as the plan has proposed, said the retired Center City, Minn., truck driver, "it sinks me."</w:t>
         <w:br/>
-        <w:t>Director: Rob Sitch</w:t>
+        <w:t>His two brothers and 22,000 other retired Teamsters union members in Minnesota relying on Central States share his concern. All of them contributed to Central States for years with the understanding that the pension fund would see them through retirement.</w:t>
         <w:br/>
-        <w:t>Distributor: Miramax</w:t>
+        <w:t>Politicians, economists and actuaries agree that without a bailout, dozens of underfunded pension plans could ruin millions of Americans' retirement.</w:t>
         <w:br/>
-        <w:t>Rating: R for language</w:t>
+        <w:t>"This is about working-class families," said Stauber, who broke ranks with most of his Republican colleagues to vote for the House bill. "When I look into the eyes of people who could have their pensions reduced 50, 60 or 70 percent, it is unconscionable."</w:t>
         <w:br/>
-        <w:t>Opens today in New York and Los Angeles</w:t>
+        <w:t>Stauber said he believes the Republican-led Senate should deal with the pension bill "immediately" and in an "extremely urgent fashion."</w:t>
         <w:br/>
-        <w:t>A triumph of sustained silliness, The Castle is a modest</w:t>
+        <w:t>Yet no one seems sure if the Senate will take up the issue anytime soon, much less vote on it. A multiemployer pension reform bill nearly identical to the House bill has been introduced in the Senate and referred to the Finance Committee. It will not receive a hearing until at least September because of Congress' traditional August recess.</w:t>
         <w:br/>
-        <w:t>comedy about a tow-truck driver who fights the system to save</w:t>
+        <w:t>A spokesman for Senate Majority Leader Mitch McConnell did not respond to a request for comment on the Senate legislation.</w:t>
         <w:br/>
-        <w:t>his family's home. The Australian government and a major corporation</w:t>
+        <w:t>Democratic Sen. Tina Smith of Minnesota warned that a solution gets only more expensive with procrastination.</w:t>
         <w:br/>
-        <w:t>want the property in order to expand the Melbourne airport. But</w:t>
+        <w:t>"These pensions are not in trouble because of mismanagement or because somebody stole something," said Smith, who served on a bipartisan select committee of the Senate and House that tried but failed to hammer out a multiemployer pension fix.</w:t>
         <w:br/>
-        <w:t>the Kerrigans want it even more.</w:t>
+        <w:t>Smith says problems for multiemployer pensions - which are single pension plans for workers employed by different companies - were made worse by deregulation in the trucking industry and the Great Recession. There is also a structural problem because union membership has plummeted. The upshot is that the number of retirees drawing benefits vastly outnumbers current employees paying into pension funds. Central States, the biggest failing fund with 400,000 participants, says it now pays out $3.49 in benefits for every $1 it takes in. Without changes, it will be bankrupt in 2025. Currently, 201 of the nation's roughly 1,400 multiemployer pensions are either out of money or considered critically underfunded. Among those is the United Mine Workers, projected for insolvency in 2022.</w:t>
         <w:br/>
-        <w:t>All of the comedy arises out of the huge disparity between what</w:t>
+        <w:t>"This is a 'pay me now or pay me later' kind of problem," Smith explained. "It doesn't go away if you ignore it."</w:t>
         <w:br/>
-        <w:t>narrator Dale Kerrigan (Stephen Curry) -- the youngest son of</w:t>
+        <w:t>In a statement, Sen. Amy Klobuchar said, "The promise made to workers in multiemployer pension plans is simple - that their pensions, which were earned through decades of hard work, will be there when they retire."</w:t>
         <w:br/>
-        <w:t>truck driver Darryl (Michael Caton) -- tells us and what we actually</w:t>
+        <w:t>The Congressional Budget Office (CBO) has estimated that the House legislation would cost $48 billion over the next decade. Some of those dollars guarantee low-interest loans to struggling pension plans provided by a trust fund filled with U.S. Treasury bonds. The rest are supplemental grants made by the Pension Benefit Guaranty Corp. to the most underfunded pension plans, such as Central States. These grants will not have to be repaid.</w:t>
         <w:br/>
-        <w:t>see onscreen. For example, the house is a tacky disaster -- but</w:t>
+        <w:t>In the House-passed bill, pension plans pay only interest on their loans for 29 years and use the principal to buy annuities that lock in current retirees' benefits. Meanwhile, employer contributions and investments they manage provide benefits for future retirees and build a financial base over 30 years to pay back the principal.</w:t>
         <w:br/>
-        <w:t>to the Kerrigans, it really is a castle. And it isn't just next</w:t>
+        <w:t>Republican Rep. Jim Hagedorn of Minnesota, who voted against the bailout in the lower chamber, summed up GOP concerns.</w:t>
         <w:br/>
-        <w:t>to the airport, it's practically on the runway. Why live there?</w:t>
+        <w:t>"I have met many times with retired workers whose pensions were mismanaged, and I have concern for their plight," Hagedorn said in a statement to the Star Tribune. "While I am supportive of a solution to address this issue in a fair manner, the bill offered for a vote on the House floor by liberal Democrats was fiscally irresponsible to taxpayers. It is my hope that the House and Senate will work to craft compromise legislation that I can vote for and President Donald Trump will sign into law."</w:t>
         <w:br/>
-        <w:t>"Location, location, location," Dale explains. You see, it is</w:t>
+        <w:t>In 2014, then-GOP Rep. John Kline of Minnesota co-authored a multiemployer pension bailout with Democratic Rep. George Miller of California. It allowed failing plans to cut payments to many current retirees by half or more.</w:t>
         <w:br/>
-        <w:t>very convenient for the family members -- if any of them ever</w:t>
+        <w:t>Minnesotans head to D.C.</w:t>
         <w:br/>
-        <w:t>needed to fly anywhere.</w:t>
+        <w:t>The legislation, tucked into a must-pass budget bill, never received a stand-alone vote. It enraged seniors who had contributed to pension plans and forgone raises for decades based on the promise of fixed payments. They organized, staged protests and gathered impact statements to remind members of Congress of the hardships they face by having retirement plans blown up through no fault of their own.</w:t>
         <w:br/>
-        <w:t>The Kerrigans clearly are meant to be a typical working-class</w:t>
+        <w:t>"My husband and I went to D.C. three times," said Marcia Petersen of South St. Paul, whose 69-year-old husband, Ken, is a Central States pensioner. "We lobbied like crazy."</w:t>
         <w:br/>
-        <w:t>Australian family, despite their five cars, litter of racing greyhounds</w:t>
+        <w:t>Now that pensioners have finally gotten a relief bill through the House, Petersen said, they fear the Senate will sit on it.</w:t>
         <w:br/>
-        <w:t>and two houses. Yet they are all borderline simpletons, the Aussie</w:t>
+        <w:t>"If [senators] oppose it," she said, "show us something that can work. They have to fix this. It has been six years."</w:t>
         <w:br/>
-        <w:t>equivalent of the Beverly Hillbillies. A family member buys a</w:t>
+        <w:t>Karen Friedman is policy director of the Washington-based Pension Rights Center, which pushed the House bill. Friedman said her side is willing to talk.</w:t>
         <w:br/>
-        <w:t>Rolex watch and knows it is authentic because it cost $ 15.</w:t>
+        <w:t>Her group is advocating for the Senate version of the House bill, "but we're open to other approaches that shore up funding for multiemployer plans and protect workers' retirement benefits and ensure the Pension Benefit Guaranty Corporation is on solid ground for the future," Friedman said. "We want the Senate to negotiate."</w:t>
         <w:br/>
-        <w:t>"Dad reckoned there was only one show funnier than Funniest</w:t>
+        <w:t>Gene Kalwarski, CEO of the actuarial consultancy Cheiron, analyzed the House bill and said it can save more than its current $48 billion cost. Kalwarski's analysis found the House-passed bill could protect 1.3 million multiemployer pensioners from insolvency for at least 30 years and eliminate at least $65 billion in payments from the Pension Benefit Guaranty Corp.</w:t>
         <w:br/>
-        <w:t>Home Videos," Dale tells us. "And that was BEST of Funniest</w:t>
+        <w:t>But those savings figures depend on fast action by a body often mired in gridlock and entering an election year, which can slow things even more. According to Kalwarski's calculations, the public bill for the pension fix rises roughly $750 million each month that Congress and the president fail to act.</w:t>
         <w:br/>
-        <w:t>Home Videos."</w:t>
+        <w:t>"My biggest concern is a delay in implementation," Kalwarski said. "The longer you wait, the more it costs."</w:t>
         <w:br/>
-        <w:t>Director Rob Sitch and his screenwriters (a team of popular TV</w:t>
+        <w:t>Jim Spencer · 202-662-7432</w:t>
         <w:br/>
-        <w:t>performers in Australia) have mastered a tone somewhere between</w:t>
+        <w:t>Central States Pension Fund</w:t>
         <w:br/>
-        <w:t>ridicule and affection. How else to explain that this was the</w:t>
+        <w:t>400,000 participants</w:t>
         <w:br/>
-        <w:t>No. 1 homegrown movie in Australia in 1997? (Miramax bought this</w:t>
+        <w:t>$3.49 in benefits to retirees for every dollar paid by current employees</w:t>
         <w:br/>
-        <w:t>very low-budget film at the Sundance Festival for $ 7 million more</w:t>
-        <w:br/>
-        <w:t>than a year ago. But it took so long to open in the USA because</w:t>
-        <w:br/>
-        <w:t>the studio had a new musical score recorded and, reportedly, had</w:t>
-        <w:br/>
-        <w:t>the actors re-do much of their dialogue for greater comprehensibility.)</w:t>
-        <w:br/>
-        <w:t>The result is very accessible and very funny. At one point, the</w:t>
-        <w:br/>
-        <w:t>Kerrigans' neighbor, a Lebanese immigrant, learns how little his</w:t>
-        <w:br/>
-        <w:t>house is worth.</w:t>
-        <w:br/>
-        <w:t>"Plane fly overhead, drop value," he explains.</w:t>
-        <w:br/>
-        <w:t>But he adds: "I don't care. In Beirut, plane fly overhead, drop</w:t>
-        <w:br/>
-        <w:t>bomb."</w:t>
-        <w:br/>
-        <w:br/>
-        <w:t>Graphic</w:t>
-        <w:br/>
-        <w:br/>
-        <w:t xml:space="preserve"> </w:t>
-        <w:br/>
-        <w:t>PHOTO, B/W, Miramax; 'The Castle': Australian working-class heroes Anne Tenney, seated, and Sophie Lee</w:t>
+        <w:t>2025 projected bankruptcy</w:t>
       </w:r>
     </w:p>
     <w:sectPr>

--- a/example_articles/occupations/Transportation/6.occupations_Transportation_Other_publisher.docx
+++ b/example_articles/occupations/Transportation/6.occupations_Transportation_Other_publisher.docx
@@ -7,7 +7,9 @@
         <w:pStyle w:val="Heading1"/>
       </w:pPr>
       <w:r>
-        <w:t>Retirees look for pension rescue</w:t>
+        <w:t>Taking images of the streets back to their birthplace;</w:t>
+        <w:br/>
+        <w:t>Catch it while you can: Photos Alfresco returns</w:t>
       </w:r>
     </w:p>
     <w:p>
@@ -17,22 +19,22 @@
     </w:p>
     <w:p>
       <w:r>
-        <w:t>Date: 2019-08-09</w:t>
+        <w:t>Date: 2004-04-30</w:t>
       </w:r>
     </w:p>
     <w:p>
       <w:r>
-        <w:t>Section: BUSINESS; Pg. 1D</w:t>
+        <w:t>Section: FEATURES WEEKEND; Pg. W25</w:t>
       </w:r>
     </w:p>
     <w:p>
       <w:r>
-        <w:t>Source file: Other publishers/Files (500) (10).DOCX</w:t>
+        <w:t>Source file: Other publishers/Files (500) (22).DOCX</w:t>
       </w:r>
     </w:p>
     <w:p>
       <w:r>
-        <w:t>Raw occupations result, 'occupations': ['Transportation']</w:t>
+        <w:t>Raw occupations result, 'occupations': ['Other: Longshoreman']</w:t>
       </w:r>
     </w:p>
     <w:p>
@@ -49,73 +51,67 @@
     </w:p>
     <w:p>
       <w:r>
-        <w:t>WASHINGTON - Roger Spencer uses part of his pension check from the failing Central States Pension Fund to buy a lifesaving cancer drug that costs $500 a month.</w:t>
+        <w:t>If art galleries make you nervous, or even scare you to death, Ze Strauss has your remedy - Photos Alfresco. No intimidating sales people, no baffling aesthetics, no staggering prices - all works $5.</w:t>
         <w:br/>
-        <w:t>So when the Democratic majority in the House recently teamed with 29 Republicans, including Minnesota Rep. Pete Stauber, to pass a bill to rescue underfunded multiemployer pension plans, Spencer celebrated briefly. Then he started to worry about what the Senate would do with a similar bill.</w:t>
+        <w:t>Be advised, though, that Photos Alfresco is also Brigadoon Gallery. It exists for only a few hours, one day a year. And that day is Saturday, between 1 and 3 p.m.</w:t>
         <w:br/>
-        <w:t>If Central States goes under or cuts benefits in half as the plan has proposed, said the retired Center City, Minn., truck driver, "it sinks me."</w:t>
+        <w:t>You won't find Photos Alfresco in one of the city's gallery districts because it's also Ad Hoc Gallery - it's on the pavement under the elevated I-95 expressway at Front and Mifflin Streets in South Philadelphia.</w:t>
         <w:br/>
-        <w:t>His two brothers and 22,000 other retired Teamsters union members in Minnesota relying on Central States share his concern. All of them contributed to Central States for years with the understanding that the pension fund would see them through retirement.</w:t>
+        <w:t>Very early Saturday morning, Strauss, a 34-year-old Philadelphia photographer, will convert that otherwise barren understory into a temporary display of between 150 and 200 photographs by gluing them to the concrete columns that hold up the highway.</w:t>
         <w:br/>
-        <w:t>Politicians, economists and actuaries agree that without a bailout, dozens of underfunded pension plans could ruin millions of Americans' retirement.</w:t>
+        <w:t>The photos, of ordinary people and places, mostly Philadelphia neighborhoods, are color prints on photocopy paper. The prints on display are 10 by 16 inches; a few of that size will be available to buy, but most of the sale stock is 8 by 10.</w:t>
         <w:br/>
-        <w:t>"This is about working-class families," said Stauber, who broke ranks with most of his Republican colleagues to vote for the House bill. "When I look into the eyes of people who could have their pensions reduced 50, 60 or 70 percent, it is unconscionable."</w:t>
+        <w:t>The photos on the pillars will remain there after the sale until weather (the glue is water-soluble) or passersby remove them.</w:t>
         <w:br/>
-        <w:t>Stauber said he believes the Republican-led Senate should deal with the pension bill "immediately" and in an "extremely urgent fashion."</w:t>
+        <w:t>This will be the third time that Strauss has staged such an event. Turnout the first year consisted of her immediate family, she said. Word must have spread, though, because in 2003 about 100 people came through.</w:t>
         <w:br/>
-        <w:t>Yet no one seems sure if the Senate will take up the issue anytime soon, much less vote on it. A multiemployer pension reform bill nearly identical to the House bill has been introduced in the Senate and referred to the Finance Committee. It will not receive a hearing until at least September because of Congress' traditional August recess.</w:t>
+        <w:t>Don't ask about sales, because Strauss says she still hasn't broken even on her project. "It's the opposite of an income source, it's an export of income," she quipped.</w:t>
         <w:br/>
-        <w:t>A spokesman for Senate Majority Leader Mitch McConnell did not respond to a request for comment on the Senate legislation.</w:t>
+        <w:t>It's all for a noble cause, though. The expressway show is part of a 10-year project to create what Strauss describes as "a narrative about the beauty and difficulty of everyday life."</w:t>
         <w:br/>
-        <w:t>Democratic Sen. Tina Smith of Minnesota warned that a solution gets only more expensive with procrastination.</w:t>
+        <w:t>"Each photograph is a narrative in itself, and in toto they create a narrative epic."</w:t>
         <w:br/>
-        <w:t>"These pensions are not in trouble because of mismanagement or because somebody stole something," said Smith, who served on a bipartisan select committee of the Senate and House that tried but failed to hammer out a multiemployer pension fix.</w:t>
+        <w:t>As for showing her images outdoors, under the expressway, she said, "It's important to have the work accessible. Big art projects like this aren't accessible to people who don't have money."</w:t>
         <w:br/>
-        <w:t>Smith says problems for multiemployer pensions - which are single pension plans for workers employed by different companies - were made worse by deregulation in the trucking industry and the Great Recession. There is also a structural problem because union membership has plummeted. The upshot is that the number of retirees drawing benefits vastly outnumbers current employees paying into pension funds. Central States, the biggest failing fund with 400,000 participants, says it now pays out $3.49 in benefits for every $1 it takes in. Without changes, it will be bankrupt in 2025. Currently, 201 of the nation's roughly 1,400 multiemployer pensions are either out of money or considered critically underfunded. Among those is the United Mine Workers, projected for insolvency in 2022.</w:t>
+        <w:t xml:space="preserve">Strauss' pictures have been on display indoors since last fall, in a small studio at 1449 S. 13th St. People can drop in when she's there, or they can make an appointment by e-mail to info@zoestrauss.com.  </w:t>
         <w:br/>
-        <w:t>"This is a 'pay me now or pay me later' kind of problem," Smith explained. "It doesn't go away if you ignore it."</w:t>
+        <w:t>All the photos that Strauss will show on Saturday were made during the last four years.</w:t>
         <w:br/>
-        <w:t>In a statement, Sen. Amy Klobuchar said, "The promise made to workers in multiemployer pension plans is simple - that their pensions, which were earned through decades of hard work, will be there when they retire."</w:t>
+        <w:t>The "partly personal, partly social" narrative that Strauss wants her audience to grasp doesn't jump up and bite you on the nose. For one thing, many of her photographs don't have people in them.</w:t>
         <w:br/>
-        <w:t>The Congressional Budget Office (CBO) has estimated that the House legislation would cost $48 billion over the next decade. Some of those dollars guarantee low-interest loans to struggling pension plans provided by a trust fund filled with U.S. Treasury bonds. The rest are supplemental grants made by the Pension Benefit Guaranty Corp. to the most underfunded pension plans, such as Central States. These grants will not have to be repaid.</w:t>
+        <w:t>In one especially memorable photo of a person, a woman displays a hysterectomy scar at Front and Thompson. In another, a man poses in front of a lottery sign at Broad and Snyder.</w:t>
         <w:br/>
-        <w:t>In the House-passed bill, pension plans pay only interest on their loans for 29 years and use the principal to buy annuities that lock in current retirees' benefits. Meanwhile, employer contributions and investments they manage provide benefits for future retirees and build a financial base over 30 years to pay back the principal.</w:t>
+        <w:t>Strauss said that in general she made the photographs in neighborhoods in which she has lived, or others that she knows intimately - such as her grandparents' neighborhood at 16th and Susquehanna in North Philly.</w:t>
         <w:br/>
-        <w:t>Republican Rep. Jim Hagedorn of Minnesota, who voted against the bailout in the lower chamber, summed up GOP concerns.</w:t>
+        <w:t>These parameters exclude all of the stock tour-guide shots of Philadelphia such as the Swann Fountain and the Liberty Bell. What she presents instead are a lot of outdoor signs and architecturally pedestrian buildings.</w:t>
         <w:br/>
-        <w:t>"I have met many times with retired workers whose pensions were mismanaged, and I have concern for their plight," Hagedorn said in a statement to the Star Tribune. "While I am supportive of a solution to address this issue in a fair manner, the bill offered for a vote on the House floor by liberal Democrats was fiscally irresponsible to taxpayers. It is my hope that the House and Senate will work to craft compromise legislation that I can vote for and President Donald Trump will sign into law."</w:t>
+        <w:t>The signs give the exhibition a literary quality; you find yourself reading through it. Sometimes the messages, like urban bumper stickers, are quirky, such as "Why Not Coal" or "Everything Is Name Brand." Sometimes they express social sentiments: "30th and Wharton Don't Like Drugs."</w:t>
         <w:br/>
-        <w:t>In 2014, then-GOP Rep. John Kline of Minnesota co-authored a multiemployer pension bailout with Democratic Rep. George Miller of California. It allowed failing plans to cut payments to many current retirees by half or more.</w:t>
+        <w:t>Strauss also seems to have an eye for the patterns one recognizes by looking at buildings as if they were abstract paintings. One specially striking image of this kind transforms the side of a brick building into bands of black, white, beige and blue.</w:t>
         <w:br/>
-        <w:t>Minnesotans head to D.C.</w:t>
+        <w:t>Strauss's project might not have reached the "epic narrative" stage yet, but for a couple of hours on a Saturday afternoon, it will give Philadelphians who might not think of their neighborhoods as the stuff of art a chance to be convinced that, in fact, they are.</w:t>
         <w:br/>
-        <w:t>The legislation, tucked into a must-pass budget bill, never received a stand-alone vote. It enraged seniors who had contributed to pension plans and forgone raises for decades based on the promise of fixed payments. They organized, staged protests and gathered impact statements to remind members of Congress of the hardships they face by having retirement plans blown up through no fault of their own.</w:t>
+        <w:t xml:space="preserve">Contact art critic Edward J. Sozanski at 215-854-5595 or esozanski@phillynews.com.  </w:t>
         <w:br/>
-        <w:t>"My husband and I went to D.C. three times," said Marcia Petersen of South St. Paul, whose 69-year-old husband, Ken, is a Central States pensioner. "We lobbied like crazy."</w:t>
+        <w:t>If You Go</w:t>
         <w:br/>
-        <w:t>Now that pensioners have finally gotten a relief bill through the House, Petersen said, they fear the Senate will sit on it.</w:t>
+        <w:t>Zoe Strauss will exhibit her works from 1 to 3 p.m. Saturday under I-95 at Front and Mifflin Streets in South Philadelphia.</w:t>
         <w:br/>
-        <w:t>"If [senators] oppose it," she said, "show us something that can work. They have to fix this. It has been six years."</w:t>
+        <w:t>The sale will be held rain or shine. For more information: 267-250-4158</w:t>
         <w:br/>
-        <w:t>Karen Friedman is policy director of the Washington-based Pension Rights Center, which pushed the House bill. Friedman said her side is willing to talk.</w:t>
         <w:br/>
-        <w:t>Her group is advocating for the Senate version of the House bill, "but we're open to other approaches that shore up funding for multiemployer plans and protect workers' retirement benefits and ensure the Pension Benefit Guaranty Corporation is on solid ground for the future," Friedman said. "We want the Senate to negotiate."</w:t>
+        <w:t>Graphic</w:t>
         <w:br/>
-        <w:t>Gene Kalwarski, CEO of the actuarial consultancy Cheiron, analyzed the House bill and said it can save more than its current $48 billion cost. Kalwarski's analysis found the House-passed bill could protect 1.3 million multiemployer pensioners from insolvency for at least 30 years and eliminate at least $65 billion in payments from the Pension Benefit Guaranty Corp.</w:t>
         <w:br/>
-        <w:t>But those savings figures depend on fast action by a body often mired in gridlock and entering an election year, which can slow things even more. According to Kalwarski's calculations, the public bill for the pension fix rises roughly $750 million each month that Congress and the president fail to act.</w:t>
+        <w:t xml:space="preserve"> </w:t>
         <w:br/>
-        <w:t>"My biggest concern is a delay in implementation," Kalwarski said. "The longer you wait, the more it costs."</w:t>
+        <w:t>PHOTO;</w:t>
         <w:br/>
-        <w:t>Jim Spencer · 202-662-7432</w:t>
+        <w:t>JONATHAN WILSON, Inquirer Staff Photographer</w:t>
         <w:br/>
-        <w:t>Central States Pension Fund</w:t>
+        <w:t>Ze Strauss in her work space. She is aiming for a "narrative epic" with the photos she shoots in Philadelphia's working-class neighborhoods.</w:t>
         <w:br/>
-        <w:t>400,000 participants</w:t>
-        <w:br/>
-        <w:t>$3.49 in benefits to retirees for every dollar paid by current employees</w:t>
-        <w:br/>
-        <w:t>2025 projected bankruptcy</w:t>
+        <w:t>On the streets of Philadelphia: Showing off a tattoo of an ex in "Forever Eddie," shot at Sixth and Morris, and "Paula's Union Hall," the longshoreman's outpost at Fourth and Shunk.</w:t>
       </w:r>
     </w:p>
     <w:sectPr>
